--- a/FrameworksFrontEnd/Frameworks front end.docx
+++ b/FrameworksFrontEnd/Frameworks front end.docx
@@ -453,14 +453,7 @@
           <w:rFonts w:ascii="Arial" w:hAnsi="Arial" w:cs="Arial"/>
           <w:sz w:val="24"/>
         </w:rPr>
-        <w:t>C</w:t>
-      </w:r>
-      <w:r>
-        <w:rPr>
-          <w:rFonts w:ascii="Arial" w:hAnsi="Arial" w:cs="Arial"/>
-          <w:sz w:val="24"/>
-        </w:rPr>
-        <w:t xml:space="preserve">omponente de arquivo único contém três trechos de código: </w:t>
+        <w:t xml:space="preserve">Componente de arquivo único contém três trechos de código: </w:t>
       </w:r>
     </w:p>
     <w:p>
@@ -482,42 +475,7 @@
           <w:rFonts w:ascii="Arial" w:hAnsi="Arial" w:cs="Arial"/>
           <w:sz w:val="24"/>
         </w:rPr>
-        <w:t>T</w:t>
-      </w:r>
-      <w:r>
-        <w:rPr>
-          <w:rFonts w:ascii="Arial" w:hAnsi="Arial" w:cs="Arial"/>
-          <w:sz w:val="24"/>
-        </w:rPr>
-        <w:t>emplate</w:t>
-      </w:r>
-      <w:r>
-        <w:rPr>
-          <w:rFonts w:ascii="Arial" w:hAnsi="Arial" w:cs="Arial"/>
-          <w:sz w:val="24"/>
-        </w:rPr>
-        <w:t xml:space="preserve"> (HTML); </w:t>
-      </w:r>
-      <w:r>
-        <w:rPr>
-          <w:rFonts w:ascii="Arial" w:hAnsi="Arial" w:cs="Arial"/>
-          <w:sz w:val="24"/>
-        </w:rPr>
-        <w:t>fo</w:t>
-      </w:r>
-      <w:r>
-        <w:rPr>
-          <w:rFonts w:ascii="Arial" w:hAnsi="Arial" w:cs="Arial"/>
-          <w:sz w:val="24"/>
-        </w:rPr>
-        <w:t>lha de estilo em cascata (CSS);</w:t>
-      </w:r>
-      <w:r>
-        <w:rPr>
-          <w:rFonts w:ascii="Arial" w:hAnsi="Arial" w:cs="Arial"/>
-          <w:sz w:val="24"/>
-        </w:rPr>
-        <w:t xml:space="preserve"> </w:t>
+        <w:t xml:space="preserve">Template (HTML); folha de estilo em cascata (CSS); </w:t>
       </w:r>
       <w:proofErr w:type="spellStart"/>
       <w:r>
@@ -575,17 +533,7 @@
           <w:szCs w:val="26"/>
           <w:shd w:val="clear" w:color="auto" w:fill="FFFFFF"/>
         </w:rPr>
-        <w:t>V</w:t>
-      </w:r>
-      <w:r>
-        <w:rPr>
-          <w:rFonts w:ascii="Arial" w:hAnsi="Arial" w:cs="Arial"/>
-          <w:color w:val="304455"/>
-          <w:sz w:val="26"/>
-          <w:szCs w:val="26"/>
-          <w:shd w:val="clear" w:color="auto" w:fill="FFFFFF"/>
-        </w:rPr>
-        <w:t>ocê pode </w:t>
+        <w:t>Você pode </w:t>
       </w:r>
       <w:hyperlink r:id="rId6" w:tgtFrame="_blank" w:history="1">
         <w:r>
@@ -978,12 +926,7 @@
     </w:p>
     <w:p>
       <w:pPr>
-        <w:rPr>
-          <w:rFonts w:ascii="Arial" w:hAnsi="Arial" w:cs="Arial"/>
-          <w:b/>
-          <w:sz w:val="24"/>
-          <w:szCs w:val="24"/>
-        </w:rPr>
+        <w:pStyle w:val="SemEspaamento"/>
       </w:pPr>
     </w:p>
     <w:p>
@@ -1116,6 +1059,63 @@
           <w:shd w:val="clear" w:color="auto" w:fill="FFFFFF"/>
         </w:rPr>
         <w:t> simples:</w:t>
+      </w:r>
+    </w:p>
+    <w:p>
+      <w:pPr>
+        <w:pStyle w:val="SemEspaamento"/>
+        <w:rPr>
+          <w:color w:val="FF0000"/>
+          <w:shd w:val="clear" w:color="auto" w:fill="FFFFFF"/>
+        </w:rPr>
+      </w:pPr>
+      <w:proofErr w:type="spellStart"/>
+      <w:r>
+        <w:rPr>
+          <w:color w:val="FF0000"/>
+          <w:shd w:val="clear" w:color="auto" w:fill="FFFFFF"/>
+        </w:rPr>
+        <w:t>Ex</w:t>
+      </w:r>
+      <w:proofErr w:type="spellEnd"/>
+      <w:r>
+        <w:rPr>
+          <w:color w:val="FF0000"/>
+          <w:shd w:val="clear" w:color="auto" w:fill="FFFFFF"/>
+        </w:rPr>
+        <w:t xml:space="preserve">: </w:t>
+      </w:r>
+      <w:proofErr w:type="spellStart"/>
+      <w:r>
+        <w:rPr>
+          <w:color w:val="FF0000"/>
+          <w:shd w:val="clear" w:color="auto" w:fill="FFFFFF"/>
+        </w:rPr>
+        <w:t>FrameworksFrontEnd</w:t>
+      </w:r>
+      <w:proofErr w:type="spellEnd"/>
+      <w:r>
+        <w:rPr>
+          <w:color w:val="FF0000"/>
+          <w:shd w:val="clear" w:color="auto" w:fill="FFFFFF"/>
+        </w:rPr>
+        <w:t>/</w:t>
+      </w:r>
+      <w:proofErr w:type="spellStart"/>
+      <w:r>
+        <w:rPr>
+          <w:color w:val="FF0000"/>
+          <w:shd w:val="clear" w:color="auto" w:fill="FFFFFF"/>
+        </w:rPr>
+        <w:t>MeuExercicioVue</w:t>
+      </w:r>
+      <w:proofErr w:type="spellEnd"/>
+      <w:r>
+        <w:rPr>
+          <w:color w:val="FF0000"/>
+          <w:shd w:val="clear" w:color="auto" w:fill="FFFFFF"/>
+        </w:rPr>
+        <w:t>/index.html</w:t>
       </w:r>
     </w:p>
     <w:p>
@@ -1127,6 +1127,8 @@
           <w:rStyle w:val="hljs-tag"/>
           <w:rFonts w:ascii="Courier" w:hAnsi="Courier"/>
           <w:color w:val="2973B7"/>
+          <w:sz w:val="22"/>
+          <w:szCs w:val="22"/>
           <w:shd w:val="clear" w:color="auto" w:fill="F8F8F8"/>
         </w:rPr>
       </w:pPr>
@@ -1135,273 +1137,546 @@
           <w:rStyle w:val="hljs-tag"/>
           <w:rFonts w:ascii="Courier" w:hAnsi="Courier"/>
           <w:color w:val="2973B7"/>
+          <w:sz w:val="22"/>
+          <w:szCs w:val="22"/>
           <w:shd w:val="clear" w:color="auto" w:fill="F8F8F8"/>
         </w:rPr>
         <w:t>HTML:</w:t>
+      </w:r>
+    </w:p>
+    <w:p>
+      <w:pPr>
+        <w:shd w:val="clear" w:color="auto" w:fill="272822"/>
+        <w:spacing w:after="0" w:line="300" w:lineRule="atLeast"/>
+        <w:rPr>
+          <w:rFonts w:ascii="Consolas" w:eastAsia="Times New Roman" w:hAnsi="Consolas" w:cs="Times New Roman"/>
+          <w:color w:val="F8F8F2"/>
+          <w:lang w:eastAsia="pt-BR"/>
+        </w:rPr>
+      </w:pPr>
+      <w:r>
+        <w:rPr>
+          <w:rFonts w:ascii="Consolas" w:eastAsia="Times New Roman" w:hAnsi="Consolas" w:cs="Times New Roman"/>
+          <w:color w:val="F8F8F2"/>
+          <w:lang w:eastAsia="pt-BR"/>
+        </w:rPr>
+        <w:t>&lt;</w:t>
+      </w:r>
+      <w:proofErr w:type="gramStart"/>
+      <w:r>
+        <w:rPr>
+          <w:rFonts w:ascii="Consolas" w:eastAsia="Times New Roman" w:hAnsi="Consolas" w:cs="Times New Roman"/>
+          <w:color w:val="F92672"/>
+          <w:lang w:eastAsia="pt-BR"/>
+        </w:rPr>
+        <w:t>div</w:t>
+      </w:r>
+      <w:proofErr w:type="gramEnd"/>
+      <w:r>
+        <w:rPr>
+          <w:rFonts w:ascii="Consolas" w:eastAsia="Times New Roman" w:hAnsi="Consolas" w:cs="Times New Roman"/>
+          <w:color w:val="F8F8F2"/>
+          <w:lang w:eastAsia="pt-BR"/>
+        </w:rPr>
+        <w:t xml:space="preserve"> </w:t>
+      </w:r>
+      <w:proofErr w:type="spellStart"/>
+      <w:r>
+        <w:rPr>
+          <w:rFonts w:ascii="Consolas" w:eastAsia="Times New Roman" w:hAnsi="Consolas" w:cs="Times New Roman"/>
+          <w:color w:val="A6E22E"/>
+          <w:lang w:eastAsia="pt-BR"/>
+        </w:rPr>
+        <w:t>class</w:t>
+      </w:r>
+      <w:proofErr w:type="spellEnd"/>
+      <w:r>
+        <w:rPr>
+          <w:rFonts w:ascii="Consolas" w:eastAsia="Times New Roman" w:hAnsi="Consolas" w:cs="Times New Roman"/>
+          <w:color w:val="F8F8F2"/>
+          <w:lang w:eastAsia="pt-BR"/>
+        </w:rPr>
+        <w:t>=</w:t>
+      </w:r>
+      <w:r>
+        <w:rPr>
+          <w:rFonts w:ascii="Consolas" w:eastAsia="Times New Roman" w:hAnsi="Consolas" w:cs="Times New Roman"/>
+          <w:color w:val="E6DB74"/>
+          <w:lang w:eastAsia="pt-BR"/>
+        </w:rPr>
+        <w:t>"container"</w:t>
+      </w:r>
+      <w:r>
+        <w:rPr>
+          <w:rFonts w:ascii="Consolas" w:eastAsia="Times New Roman" w:hAnsi="Consolas" w:cs="Times New Roman"/>
+          <w:color w:val="F8F8F2"/>
+          <w:lang w:eastAsia="pt-BR"/>
+        </w:rPr>
+        <w:t xml:space="preserve"> </w:t>
+      </w:r>
+      <w:r>
+        <w:rPr>
+          <w:rFonts w:ascii="Consolas" w:eastAsia="Times New Roman" w:hAnsi="Consolas" w:cs="Times New Roman"/>
+          <w:color w:val="A6E22E"/>
+          <w:lang w:eastAsia="pt-BR"/>
+        </w:rPr>
+        <w:t>id</w:t>
+      </w:r>
+      <w:r>
+        <w:rPr>
+          <w:rFonts w:ascii="Consolas" w:eastAsia="Times New Roman" w:hAnsi="Consolas" w:cs="Times New Roman"/>
+          <w:color w:val="F8F8F2"/>
+          <w:lang w:eastAsia="pt-BR"/>
+        </w:rPr>
+        <w:t>=</w:t>
+      </w:r>
+      <w:r>
+        <w:rPr>
+          <w:rFonts w:ascii="Consolas" w:eastAsia="Times New Roman" w:hAnsi="Consolas" w:cs="Times New Roman"/>
+          <w:color w:val="E6DB74"/>
+          <w:lang w:eastAsia="pt-BR"/>
+        </w:rPr>
+        <w:t>"</w:t>
+      </w:r>
+      <w:proofErr w:type="spellStart"/>
+      <w:r>
+        <w:rPr>
+          <w:rFonts w:ascii="Consolas" w:eastAsia="Times New Roman" w:hAnsi="Consolas" w:cs="Times New Roman"/>
+          <w:color w:val="E6DB74"/>
+          <w:lang w:eastAsia="pt-BR"/>
+        </w:rPr>
+        <w:t>app</w:t>
+      </w:r>
+      <w:proofErr w:type="spellEnd"/>
+      <w:r>
+        <w:rPr>
+          <w:rFonts w:ascii="Consolas" w:eastAsia="Times New Roman" w:hAnsi="Consolas" w:cs="Times New Roman"/>
+          <w:color w:val="E6DB74"/>
+          <w:lang w:eastAsia="pt-BR"/>
+        </w:rPr>
+        <w:t>"</w:t>
+      </w:r>
+      <w:r>
+        <w:rPr>
+          <w:rFonts w:ascii="Consolas" w:eastAsia="Times New Roman" w:hAnsi="Consolas" w:cs="Times New Roman"/>
+          <w:color w:val="F8F8F2"/>
+          <w:lang w:eastAsia="pt-BR"/>
+        </w:rPr>
+        <w:t>&gt;</w:t>
+      </w:r>
+    </w:p>
+    <w:p>
+      <w:pPr>
+        <w:shd w:val="clear" w:color="auto" w:fill="272822"/>
+        <w:spacing w:after="0" w:line="300" w:lineRule="atLeast"/>
+        <w:rPr>
+          <w:rFonts w:ascii="Consolas" w:eastAsia="Times New Roman" w:hAnsi="Consolas" w:cs="Times New Roman"/>
+          <w:color w:val="F8F8F2"/>
+          <w:lang w:eastAsia="pt-BR"/>
+        </w:rPr>
+      </w:pPr>
+      <w:r>
+        <w:rPr>
+          <w:rFonts w:ascii="Consolas" w:eastAsia="Times New Roman" w:hAnsi="Consolas" w:cs="Times New Roman"/>
+          <w:color w:val="F8F8F2"/>
+          <w:lang w:eastAsia="pt-BR"/>
+        </w:rPr>
+        <w:t>    &lt;</w:t>
+      </w:r>
+      <w:proofErr w:type="gramStart"/>
+      <w:r>
+        <w:rPr>
+          <w:rFonts w:ascii="Consolas" w:eastAsia="Times New Roman" w:hAnsi="Consolas" w:cs="Times New Roman"/>
+          <w:color w:val="F92672"/>
+          <w:lang w:eastAsia="pt-BR"/>
+        </w:rPr>
+        <w:t>header</w:t>
+      </w:r>
+      <w:proofErr w:type="gramEnd"/>
+      <w:r>
+        <w:rPr>
+          <w:rFonts w:ascii="Consolas" w:eastAsia="Times New Roman" w:hAnsi="Consolas" w:cs="Times New Roman"/>
+          <w:color w:val="F8F8F2"/>
+          <w:lang w:eastAsia="pt-BR"/>
+        </w:rPr>
+        <w:t>&gt;</w:t>
+      </w:r>
+    </w:p>
+    <w:p>
+      <w:pPr>
+        <w:shd w:val="clear" w:color="auto" w:fill="272822"/>
+        <w:spacing w:after="0" w:line="300" w:lineRule="atLeast"/>
+        <w:rPr>
+          <w:rFonts w:ascii="Consolas" w:eastAsia="Times New Roman" w:hAnsi="Consolas" w:cs="Times New Roman"/>
+          <w:color w:val="F8F8F2"/>
+          <w:lang w:eastAsia="pt-BR"/>
+        </w:rPr>
+      </w:pPr>
+      <w:r>
+        <w:rPr>
+          <w:rFonts w:ascii="Consolas" w:eastAsia="Times New Roman" w:hAnsi="Consolas" w:cs="Times New Roman"/>
+          <w:color w:val="F8F8F2"/>
+          <w:lang w:eastAsia="pt-BR"/>
+        </w:rPr>
+        <w:t>       &lt;</w:t>
+      </w:r>
+      <w:proofErr w:type="gramStart"/>
+      <w:r>
+        <w:rPr>
+          <w:rFonts w:ascii="Consolas" w:eastAsia="Times New Roman" w:hAnsi="Consolas" w:cs="Times New Roman"/>
+          <w:color w:val="F92672"/>
+          <w:lang w:eastAsia="pt-BR"/>
+        </w:rPr>
+        <w:t>h</w:t>
+      </w:r>
+      <w:proofErr w:type="gramEnd"/>
+      <w:r>
+        <w:rPr>
+          <w:rFonts w:ascii="Consolas" w:eastAsia="Times New Roman" w:hAnsi="Consolas" w:cs="Times New Roman"/>
+          <w:color w:val="F92672"/>
+          <w:lang w:eastAsia="pt-BR"/>
+        </w:rPr>
+        <w:t>1</w:t>
+      </w:r>
+      <w:r>
+        <w:rPr>
+          <w:rFonts w:ascii="Consolas" w:eastAsia="Times New Roman" w:hAnsi="Consolas" w:cs="Times New Roman"/>
+          <w:color w:val="F8F8F2"/>
+          <w:lang w:eastAsia="pt-BR"/>
+        </w:rPr>
+        <w:t>&gt;{{</w:t>
+      </w:r>
+      <w:proofErr w:type="spellStart"/>
+      <w:r>
+        <w:rPr>
+          <w:rFonts w:ascii="Consolas" w:eastAsia="Times New Roman" w:hAnsi="Consolas" w:cs="Times New Roman"/>
+          <w:color w:val="F8F8F2"/>
+          <w:lang w:eastAsia="pt-BR"/>
+        </w:rPr>
+        <w:t>name</w:t>
+      </w:r>
+      <w:proofErr w:type="spellEnd"/>
+      <w:r>
+        <w:rPr>
+          <w:rFonts w:ascii="Consolas" w:eastAsia="Times New Roman" w:hAnsi="Consolas" w:cs="Times New Roman"/>
+          <w:color w:val="F8F8F2"/>
+          <w:lang w:eastAsia="pt-BR"/>
+        </w:rPr>
+        <w:t>}}&lt;/</w:t>
+      </w:r>
+      <w:r>
+        <w:rPr>
+          <w:rFonts w:ascii="Consolas" w:eastAsia="Times New Roman" w:hAnsi="Consolas" w:cs="Times New Roman"/>
+          <w:color w:val="F92672"/>
+          <w:lang w:eastAsia="pt-BR"/>
+        </w:rPr>
+        <w:t>h1</w:t>
+      </w:r>
+      <w:r>
+        <w:rPr>
+          <w:rFonts w:ascii="Consolas" w:eastAsia="Times New Roman" w:hAnsi="Consolas" w:cs="Times New Roman"/>
+          <w:color w:val="F8F8F2"/>
+          <w:lang w:eastAsia="pt-BR"/>
+        </w:rPr>
+        <w:t>&gt;</w:t>
+      </w:r>
+    </w:p>
+    <w:p>
+      <w:pPr>
+        <w:shd w:val="clear" w:color="auto" w:fill="272822"/>
+        <w:spacing w:after="0" w:line="300" w:lineRule="atLeast"/>
+        <w:rPr>
+          <w:rFonts w:ascii="Consolas" w:eastAsia="Times New Roman" w:hAnsi="Consolas" w:cs="Times New Roman"/>
+          <w:color w:val="F8F8F2"/>
+          <w:lang w:eastAsia="pt-BR"/>
+        </w:rPr>
+      </w:pPr>
+      <w:r>
+        <w:rPr>
+          <w:rFonts w:ascii="Consolas" w:eastAsia="Times New Roman" w:hAnsi="Consolas" w:cs="Times New Roman"/>
+          <w:color w:val="F8F8F2"/>
+          <w:lang w:eastAsia="pt-BR"/>
+        </w:rPr>
+        <w:t>       &lt;</w:t>
+      </w:r>
+      <w:proofErr w:type="gramStart"/>
+      <w:r>
+        <w:rPr>
+          <w:rFonts w:ascii="Consolas" w:eastAsia="Times New Roman" w:hAnsi="Consolas" w:cs="Times New Roman"/>
+          <w:color w:val="F92672"/>
+          <w:lang w:eastAsia="pt-BR"/>
+        </w:rPr>
+        <w:t>div</w:t>
+      </w:r>
+      <w:proofErr w:type="gramEnd"/>
+      <w:r>
+        <w:rPr>
+          <w:rFonts w:ascii="Consolas" w:eastAsia="Times New Roman" w:hAnsi="Consolas" w:cs="Times New Roman"/>
+          <w:color w:val="F8F8F2"/>
+          <w:lang w:eastAsia="pt-BR"/>
+        </w:rPr>
+        <w:t xml:space="preserve"> </w:t>
+      </w:r>
+      <w:proofErr w:type="spellStart"/>
+      <w:r>
+        <w:rPr>
+          <w:rFonts w:ascii="Consolas" w:eastAsia="Times New Roman" w:hAnsi="Consolas" w:cs="Times New Roman"/>
+          <w:color w:val="A6E22E"/>
+          <w:lang w:eastAsia="pt-BR"/>
+        </w:rPr>
+        <w:t>class</w:t>
+      </w:r>
+      <w:proofErr w:type="spellEnd"/>
+      <w:r>
+        <w:rPr>
+          <w:rFonts w:ascii="Consolas" w:eastAsia="Times New Roman" w:hAnsi="Consolas" w:cs="Times New Roman"/>
+          <w:color w:val="F8F8F2"/>
+          <w:lang w:eastAsia="pt-BR"/>
+        </w:rPr>
+        <w:t>=</w:t>
+      </w:r>
+      <w:r>
+        <w:rPr>
+          <w:rFonts w:ascii="Consolas" w:eastAsia="Times New Roman" w:hAnsi="Consolas" w:cs="Times New Roman"/>
+          <w:color w:val="E6DB74"/>
+          <w:lang w:eastAsia="pt-BR"/>
+        </w:rPr>
+        <w:t>"</w:t>
+      </w:r>
+      <w:proofErr w:type="spellStart"/>
+      <w:r>
+        <w:rPr>
+          <w:rFonts w:ascii="Consolas" w:eastAsia="Times New Roman" w:hAnsi="Consolas" w:cs="Times New Roman"/>
+          <w:color w:val="E6DB74"/>
+          <w:lang w:eastAsia="pt-BR"/>
+        </w:rPr>
+        <w:t>avatar</w:t>
+      </w:r>
+      <w:proofErr w:type="spellEnd"/>
+      <w:r>
+        <w:rPr>
+          <w:rFonts w:ascii="Consolas" w:eastAsia="Times New Roman" w:hAnsi="Consolas" w:cs="Times New Roman"/>
+          <w:color w:val="E6DB74"/>
+          <w:lang w:eastAsia="pt-BR"/>
+        </w:rPr>
+        <w:t>"</w:t>
+      </w:r>
+      <w:r>
+        <w:rPr>
+          <w:rFonts w:ascii="Consolas" w:eastAsia="Times New Roman" w:hAnsi="Consolas" w:cs="Times New Roman"/>
+          <w:color w:val="F8F8F2"/>
+          <w:lang w:eastAsia="pt-BR"/>
+        </w:rPr>
+        <w:t>&gt;&lt;</w:t>
+      </w:r>
+      <w:r>
+        <w:rPr>
+          <w:rFonts w:ascii="Consolas" w:eastAsia="Times New Roman" w:hAnsi="Consolas" w:cs="Times New Roman"/>
+          <w:color w:val="F92672"/>
+          <w:lang w:eastAsia="pt-BR"/>
+        </w:rPr>
+        <w:t>img</w:t>
+      </w:r>
+      <w:r>
+        <w:rPr>
+          <w:rFonts w:ascii="Consolas" w:eastAsia="Times New Roman" w:hAnsi="Consolas" w:cs="Times New Roman"/>
+          <w:color w:val="F8F8F2"/>
+          <w:lang w:eastAsia="pt-BR"/>
+        </w:rPr>
+        <w:t xml:space="preserve"> </w:t>
+      </w:r>
+      <w:proofErr w:type="spellStart"/>
+      <w:r>
+        <w:rPr>
+          <w:rFonts w:ascii="Consolas" w:eastAsia="Times New Roman" w:hAnsi="Consolas" w:cs="Times New Roman"/>
+          <w:color w:val="A6E22E"/>
+          <w:lang w:eastAsia="pt-BR"/>
+        </w:rPr>
+        <w:t>src</w:t>
+      </w:r>
+      <w:proofErr w:type="spellEnd"/>
+      <w:r>
+        <w:rPr>
+          <w:rFonts w:ascii="Consolas" w:eastAsia="Times New Roman" w:hAnsi="Consolas" w:cs="Times New Roman"/>
+          <w:color w:val="F8F8F2"/>
+          <w:lang w:eastAsia="pt-BR"/>
+        </w:rPr>
+        <w:t>=</w:t>
+      </w:r>
+      <w:r>
+        <w:rPr>
+          <w:rFonts w:ascii="Consolas" w:eastAsia="Times New Roman" w:hAnsi="Consolas" w:cs="Times New Roman"/>
+          <w:color w:val="E6DB74"/>
+          <w:lang w:eastAsia="pt-BR"/>
+        </w:rPr>
+        <w:t>"imgs/avatar.jpg"</w:t>
+      </w:r>
+      <w:r>
+        <w:rPr>
+          <w:rFonts w:ascii="Consolas" w:eastAsia="Times New Roman" w:hAnsi="Consolas" w:cs="Times New Roman"/>
+          <w:color w:val="F8F8F2"/>
+          <w:lang w:eastAsia="pt-BR"/>
+        </w:rPr>
+        <w:t xml:space="preserve"> </w:t>
+      </w:r>
+      <w:proofErr w:type="spellStart"/>
+      <w:r>
+        <w:rPr>
+          <w:rFonts w:ascii="Consolas" w:eastAsia="Times New Roman" w:hAnsi="Consolas" w:cs="Times New Roman"/>
+          <w:color w:val="A6E22E"/>
+          <w:lang w:eastAsia="pt-BR"/>
+        </w:rPr>
+        <w:t>alt</w:t>
+      </w:r>
+      <w:proofErr w:type="spellEnd"/>
+      <w:r>
+        <w:rPr>
+          <w:rFonts w:ascii="Consolas" w:eastAsia="Times New Roman" w:hAnsi="Consolas" w:cs="Times New Roman"/>
+          <w:color w:val="F8F8F2"/>
+          <w:lang w:eastAsia="pt-BR"/>
+        </w:rPr>
+        <w:t>=</w:t>
+      </w:r>
+      <w:r>
+        <w:rPr>
+          <w:rFonts w:ascii="Consolas" w:eastAsia="Times New Roman" w:hAnsi="Consolas" w:cs="Times New Roman"/>
+          <w:color w:val="E6DB74"/>
+          <w:lang w:eastAsia="pt-BR"/>
+        </w:rPr>
+        <w:t>""</w:t>
+      </w:r>
+      <w:r>
+        <w:rPr>
+          <w:rFonts w:ascii="Consolas" w:eastAsia="Times New Roman" w:hAnsi="Consolas" w:cs="Times New Roman"/>
+          <w:color w:val="F8F8F2"/>
+          <w:lang w:eastAsia="pt-BR"/>
+        </w:rPr>
+        <w:t>&gt;&lt;/</w:t>
+      </w:r>
+      <w:r>
+        <w:rPr>
+          <w:rFonts w:ascii="Consolas" w:eastAsia="Times New Roman" w:hAnsi="Consolas" w:cs="Times New Roman"/>
+          <w:color w:val="F92672"/>
+          <w:lang w:eastAsia="pt-BR"/>
+        </w:rPr>
+        <w:t>div</w:t>
+      </w:r>
+      <w:r>
+        <w:rPr>
+          <w:rFonts w:ascii="Consolas" w:eastAsia="Times New Roman" w:hAnsi="Consolas" w:cs="Times New Roman"/>
+          <w:color w:val="F8F8F2"/>
+          <w:lang w:eastAsia="pt-BR"/>
+        </w:rPr>
+        <w:t>&gt;</w:t>
+      </w:r>
+    </w:p>
+    <w:p>
+      <w:pPr>
+        <w:shd w:val="clear" w:color="auto" w:fill="272822"/>
+        <w:spacing w:after="0" w:line="300" w:lineRule="atLeast"/>
+        <w:rPr>
+          <w:rFonts w:ascii="Consolas" w:eastAsia="Times New Roman" w:hAnsi="Consolas" w:cs="Times New Roman"/>
+          <w:color w:val="F8F8F2"/>
+          <w:lang w:eastAsia="pt-BR"/>
+        </w:rPr>
+      </w:pPr>
+      <w:r>
+        <w:rPr>
+          <w:rFonts w:ascii="Consolas" w:eastAsia="Times New Roman" w:hAnsi="Consolas" w:cs="Times New Roman"/>
+          <w:color w:val="F8F8F2"/>
+          <w:lang w:eastAsia="pt-BR"/>
+        </w:rPr>
+        <w:t>   &lt;/</w:t>
+      </w:r>
+      <w:r>
+        <w:rPr>
+          <w:rFonts w:ascii="Consolas" w:eastAsia="Times New Roman" w:hAnsi="Consolas" w:cs="Times New Roman"/>
+          <w:color w:val="F92672"/>
+          <w:lang w:eastAsia="pt-BR"/>
+        </w:rPr>
+        <w:t>header</w:t>
+      </w:r>
+      <w:r>
+        <w:rPr>
+          <w:rFonts w:ascii="Consolas" w:eastAsia="Times New Roman" w:hAnsi="Consolas" w:cs="Times New Roman"/>
+          <w:color w:val="F8F8F2"/>
+          <w:lang w:eastAsia="pt-BR"/>
+        </w:rPr>
+        <w:t>&gt;</w:t>
+      </w:r>
+    </w:p>
+    <w:p>
+      <w:pPr>
+        <w:shd w:val="clear" w:color="auto" w:fill="272822"/>
+        <w:spacing w:after="0" w:line="300" w:lineRule="atLeast"/>
+        <w:rPr>
+          <w:rFonts w:ascii="Consolas" w:eastAsia="Times New Roman" w:hAnsi="Consolas" w:cs="Times New Roman"/>
+          <w:color w:val="F8F8F2"/>
+          <w:lang w:eastAsia="pt-BR"/>
+        </w:rPr>
+      </w:pPr>
+      <w:r>
+        <w:rPr>
+          <w:rFonts w:ascii="Consolas" w:eastAsia="Times New Roman" w:hAnsi="Consolas" w:cs="Times New Roman"/>
+          <w:color w:val="F8F8F2"/>
+          <w:lang w:eastAsia="pt-BR"/>
+        </w:rPr>
+        <w:t>&lt;/</w:t>
+      </w:r>
+      <w:r>
+        <w:rPr>
+          <w:rFonts w:ascii="Consolas" w:eastAsia="Times New Roman" w:hAnsi="Consolas" w:cs="Times New Roman"/>
+          <w:color w:val="F92672"/>
+          <w:lang w:eastAsia="pt-BR"/>
+        </w:rPr>
+        <w:t>div</w:t>
+      </w:r>
+      <w:r>
+        <w:rPr>
+          <w:rFonts w:ascii="Consolas" w:eastAsia="Times New Roman" w:hAnsi="Consolas" w:cs="Times New Roman"/>
+          <w:color w:val="F8F8F2"/>
+          <w:lang w:eastAsia="pt-BR"/>
+        </w:rPr>
+        <w:t>&gt;</w:t>
       </w:r>
     </w:p>
     <w:p>
       <w:pPr>
         <w:pStyle w:val="Pr-formataoHTML"/>
         <w:shd w:val="clear" w:color="auto" w:fill="F8F8F8"/>
-        <w:ind w:left="30" w:right="30"/>
         <w:rPr>
           <w:rStyle w:val="hljs-tag"/>
           <w:rFonts w:ascii="Courier" w:hAnsi="Courier"/>
           <w:color w:val="2973B7"/>
+          <w:sz w:val="22"/>
+          <w:szCs w:val="22"/>
           <w:shd w:val="clear" w:color="auto" w:fill="F8F8F8"/>
         </w:rPr>
       </w:pPr>
-    </w:p>
-    <w:p>
-      <w:pPr>
-        <w:shd w:val="clear" w:color="auto" w:fill="272822"/>
-        <w:spacing w:after="0" w:line="300" w:lineRule="atLeast"/>
-        <w:rPr>
-          <w:rFonts w:ascii="Consolas" w:eastAsia="Times New Roman" w:hAnsi="Consolas" w:cs="Times New Roman"/>
-          <w:color w:val="F8F8F2"/>
-          <w:sz w:val="23"/>
-          <w:szCs w:val="23"/>
-          <w:lang w:eastAsia="pt-BR"/>
-        </w:rPr>
-      </w:pPr>
-      <w:r>
-        <w:rPr>
-          <w:rFonts w:ascii="Consolas" w:eastAsia="Times New Roman" w:hAnsi="Consolas" w:cs="Times New Roman"/>
-          <w:color w:val="F8F8F2"/>
-          <w:sz w:val="23"/>
-          <w:szCs w:val="23"/>
-          <w:lang w:eastAsia="pt-BR"/>
-        </w:rPr>
-        <w:t>&lt;</w:t>
-      </w:r>
-      <w:proofErr w:type="gramStart"/>
-      <w:r>
-        <w:rPr>
-          <w:rFonts w:ascii="Consolas" w:eastAsia="Times New Roman" w:hAnsi="Consolas" w:cs="Times New Roman"/>
-          <w:color w:val="F92672"/>
-          <w:sz w:val="23"/>
-          <w:szCs w:val="23"/>
-          <w:lang w:eastAsia="pt-BR"/>
-        </w:rPr>
-        <w:t>div</w:t>
-      </w:r>
-      <w:proofErr w:type="gramEnd"/>
-      <w:r>
-        <w:rPr>
-          <w:rFonts w:ascii="Consolas" w:eastAsia="Times New Roman" w:hAnsi="Consolas" w:cs="Times New Roman"/>
-          <w:color w:val="F8F8F2"/>
-          <w:sz w:val="23"/>
-          <w:szCs w:val="23"/>
-          <w:lang w:eastAsia="pt-BR"/>
-        </w:rPr>
-        <w:t xml:space="preserve"> </w:t>
-      </w:r>
-      <w:r>
-        <w:rPr>
-          <w:rFonts w:ascii="Consolas" w:eastAsia="Times New Roman" w:hAnsi="Consolas" w:cs="Times New Roman"/>
-          <w:color w:val="A6E22E"/>
-          <w:sz w:val="23"/>
-          <w:szCs w:val="23"/>
-          <w:lang w:eastAsia="pt-BR"/>
-        </w:rPr>
-        <w:t>id</w:t>
-      </w:r>
-      <w:r>
-        <w:rPr>
-          <w:rFonts w:ascii="Consolas" w:eastAsia="Times New Roman" w:hAnsi="Consolas" w:cs="Times New Roman"/>
-          <w:color w:val="F8F8F2"/>
-          <w:sz w:val="23"/>
-          <w:szCs w:val="23"/>
-          <w:lang w:eastAsia="pt-BR"/>
-        </w:rPr>
-        <w:t>=</w:t>
-      </w:r>
-      <w:r>
-        <w:rPr>
-          <w:rFonts w:ascii="Consolas" w:eastAsia="Times New Roman" w:hAnsi="Consolas" w:cs="Times New Roman"/>
-          <w:color w:val="E6DB74"/>
-          <w:sz w:val="23"/>
-          <w:szCs w:val="23"/>
-          <w:lang w:eastAsia="pt-BR"/>
-        </w:rPr>
-        <w:t>"</w:t>
-      </w:r>
-      <w:proofErr w:type="spellStart"/>
-      <w:r>
-        <w:rPr>
-          <w:rFonts w:ascii="Consolas" w:eastAsia="Times New Roman" w:hAnsi="Consolas" w:cs="Times New Roman"/>
-          <w:color w:val="E6DB74"/>
-          <w:sz w:val="23"/>
-          <w:szCs w:val="23"/>
-          <w:lang w:eastAsia="pt-BR"/>
-        </w:rPr>
-        <w:t>app</w:t>
-      </w:r>
-      <w:proofErr w:type="spellEnd"/>
-      <w:r>
-        <w:rPr>
-          <w:rFonts w:ascii="Consolas" w:eastAsia="Times New Roman" w:hAnsi="Consolas" w:cs="Times New Roman"/>
-          <w:color w:val="E6DB74"/>
-          <w:sz w:val="23"/>
-          <w:szCs w:val="23"/>
-          <w:lang w:eastAsia="pt-BR"/>
-        </w:rPr>
-        <w:t>"</w:t>
-      </w:r>
-      <w:r>
-        <w:rPr>
-          <w:rFonts w:ascii="Consolas" w:eastAsia="Times New Roman" w:hAnsi="Consolas" w:cs="Times New Roman"/>
-          <w:color w:val="F8F8F2"/>
-          <w:sz w:val="23"/>
-          <w:szCs w:val="23"/>
-          <w:lang w:eastAsia="pt-BR"/>
-        </w:rPr>
-        <w:t>&gt;</w:t>
-      </w:r>
-    </w:p>
-    <w:p>
-      <w:pPr>
-        <w:shd w:val="clear" w:color="auto" w:fill="272822"/>
-        <w:spacing w:after="0" w:line="300" w:lineRule="atLeast"/>
-        <w:rPr>
-          <w:rFonts w:ascii="Consolas" w:eastAsia="Times New Roman" w:hAnsi="Consolas" w:cs="Times New Roman"/>
-          <w:color w:val="F8F8F2"/>
-          <w:sz w:val="23"/>
-          <w:szCs w:val="23"/>
-          <w:lang w:eastAsia="pt-BR"/>
-        </w:rPr>
-      </w:pPr>
-      <w:r>
-        <w:rPr>
-          <w:rFonts w:ascii="Consolas" w:eastAsia="Times New Roman" w:hAnsi="Consolas" w:cs="Times New Roman"/>
-          <w:color w:val="F8F8F2"/>
-          <w:sz w:val="23"/>
-          <w:szCs w:val="23"/>
-          <w:lang w:eastAsia="pt-BR"/>
-        </w:rPr>
-        <w:t xml:space="preserve">  </w:t>
-      </w:r>
-      <w:proofErr w:type="gramStart"/>
-      <w:r>
-        <w:rPr>
-          <w:rFonts w:ascii="Consolas" w:eastAsia="Times New Roman" w:hAnsi="Consolas" w:cs="Times New Roman"/>
-          <w:color w:val="F8F8F2"/>
-          <w:sz w:val="23"/>
-          <w:szCs w:val="23"/>
-          <w:lang w:eastAsia="pt-BR"/>
-        </w:rPr>
-        <w:t xml:space="preserve">{{ </w:t>
-      </w:r>
-      <w:proofErr w:type="spellStart"/>
-      <w:r>
-        <w:rPr>
-          <w:rFonts w:ascii="Consolas" w:eastAsia="Times New Roman" w:hAnsi="Consolas" w:cs="Times New Roman"/>
-          <w:color w:val="F8F8F2"/>
-          <w:sz w:val="23"/>
-          <w:szCs w:val="23"/>
-          <w:lang w:eastAsia="pt-BR"/>
-        </w:rPr>
-        <w:t>message</w:t>
-      </w:r>
-      <w:proofErr w:type="spellEnd"/>
-      <w:proofErr w:type="gramEnd"/>
-      <w:r>
-        <w:rPr>
-          <w:rFonts w:ascii="Consolas" w:eastAsia="Times New Roman" w:hAnsi="Consolas" w:cs="Times New Roman"/>
-          <w:color w:val="F8F8F2"/>
-          <w:sz w:val="23"/>
-          <w:szCs w:val="23"/>
-          <w:lang w:eastAsia="pt-BR"/>
-        </w:rPr>
-        <w:t xml:space="preserve"> }}</w:t>
-      </w:r>
-    </w:p>
-    <w:p>
-      <w:pPr>
-        <w:shd w:val="clear" w:color="auto" w:fill="272822"/>
-        <w:spacing w:after="0" w:line="300" w:lineRule="atLeast"/>
-        <w:rPr>
-          <w:rFonts w:ascii="Consolas" w:eastAsia="Times New Roman" w:hAnsi="Consolas" w:cs="Times New Roman"/>
-          <w:color w:val="F8F8F2"/>
-          <w:sz w:val="23"/>
-          <w:szCs w:val="23"/>
-          <w:lang w:eastAsia="pt-BR"/>
-        </w:rPr>
-      </w:pPr>
-      <w:r>
-        <w:rPr>
-          <w:rFonts w:ascii="Consolas" w:eastAsia="Times New Roman" w:hAnsi="Consolas" w:cs="Times New Roman"/>
-          <w:color w:val="F8F8F2"/>
-          <w:sz w:val="23"/>
-          <w:szCs w:val="23"/>
-          <w:lang w:eastAsia="pt-BR"/>
-        </w:rPr>
-        <w:t>&lt;/</w:t>
-      </w:r>
-      <w:r>
-        <w:rPr>
-          <w:rFonts w:ascii="Consolas" w:eastAsia="Times New Roman" w:hAnsi="Consolas" w:cs="Times New Roman"/>
-          <w:color w:val="F92672"/>
-          <w:sz w:val="23"/>
-          <w:szCs w:val="23"/>
-          <w:lang w:eastAsia="pt-BR"/>
-        </w:rPr>
-        <w:t>div</w:t>
-      </w:r>
-      <w:r>
-        <w:rPr>
-          <w:rFonts w:ascii="Consolas" w:eastAsia="Times New Roman" w:hAnsi="Consolas" w:cs="Times New Roman"/>
-          <w:color w:val="F8F8F2"/>
-          <w:sz w:val="23"/>
-          <w:szCs w:val="23"/>
-          <w:lang w:eastAsia="pt-BR"/>
-        </w:rPr>
-        <w:t>&gt;</w:t>
-      </w:r>
     </w:p>
     <w:p>
       <w:pPr>
         <w:pStyle w:val="Pr-formataoHTML"/>
         <w:shd w:val="clear" w:color="auto" w:fill="F8F8F8"/>
+        <w:rPr>
+          <w:rFonts w:ascii="Courier" w:hAnsi="Courier"/>
+          <w:color w:val="2973B7"/>
+          <w:sz w:val="22"/>
+          <w:szCs w:val="22"/>
+          <w:shd w:val="clear" w:color="auto" w:fill="F8F8F8"/>
+        </w:rPr>
+      </w:pPr>
+      <w:r>
         <w:rPr>
           <w:rStyle w:val="hljs-tag"/>
           <w:rFonts w:ascii="Courier" w:hAnsi="Courier"/>
           <w:color w:val="2973B7"/>
+          <w:sz w:val="22"/>
+          <w:szCs w:val="22"/>
           <w:shd w:val="clear" w:color="auto" w:fill="F8F8F8"/>
         </w:rPr>
-      </w:pPr>
-    </w:p>
-    <w:p>
-      <w:pPr>
-        <w:pStyle w:val="Pr-formataoHTML"/>
-        <w:shd w:val="clear" w:color="auto" w:fill="F8F8F8"/>
-        <w:rPr>
-          <w:rStyle w:val="hljs-tag"/>
-          <w:rFonts w:ascii="Courier" w:hAnsi="Courier"/>
-          <w:color w:val="2973B7"/>
-          <w:shd w:val="clear" w:color="auto" w:fill="F8F8F8"/>
-        </w:rPr>
-      </w:pPr>
-      <w:r>
-        <w:rPr>
-          <w:rStyle w:val="hljs-tag"/>
-          <w:rFonts w:ascii="Courier" w:hAnsi="Courier"/>
-          <w:color w:val="2973B7"/>
-          <w:shd w:val="clear" w:color="auto" w:fill="F8F8F8"/>
-        </w:rPr>
         <w:t>JS:</w:t>
       </w:r>
-    </w:p>
-    <w:p>
-      <w:pPr>
-        <w:pStyle w:val="Pr-formataoHTML"/>
-        <w:shd w:val="clear" w:color="auto" w:fill="F8F8F8"/>
-        <w:rPr>
-          <w:rFonts w:ascii="Courier" w:hAnsi="Courier"/>
-          <w:color w:val="304455"/>
-        </w:rPr>
-      </w:pPr>
     </w:p>
     <w:p>
       <w:pPr>
@@ -1410,8 +1685,6 @@
         <w:rPr>
           <w:rFonts w:ascii="Consolas" w:eastAsia="Times New Roman" w:hAnsi="Consolas" w:cs="Times New Roman"/>
           <w:color w:val="F8F8F2"/>
-          <w:sz w:val="23"/>
-          <w:szCs w:val="23"/>
           <w:lang w:eastAsia="pt-BR"/>
         </w:rPr>
       </w:pPr>
@@ -1422,8 +1695,6 @@
           <w:i/>
           <w:iCs/>
           <w:color w:val="66D9EF"/>
-          <w:sz w:val="23"/>
-          <w:szCs w:val="23"/>
           <w:lang w:eastAsia="pt-BR"/>
         </w:rPr>
         <w:t>var</w:t>
@@ -1433,8 +1704,6 @@
         <w:rPr>
           <w:rFonts w:ascii="Consolas" w:eastAsia="Times New Roman" w:hAnsi="Consolas" w:cs="Times New Roman"/>
           <w:color w:val="F8F8F2"/>
-          <w:sz w:val="23"/>
-          <w:szCs w:val="23"/>
           <w:lang w:eastAsia="pt-BR"/>
         </w:rPr>
         <w:t xml:space="preserve"> </w:t>
@@ -1444,8 +1713,6 @@
         <w:rPr>
           <w:rFonts w:ascii="Consolas" w:eastAsia="Times New Roman" w:hAnsi="Consolas" w:cs="Times New Roman"/>
           <w:color w:val="F8F8F2"/>
-          <w:sz w:val="23"/>
-          <w:szCs w:val="23"/>
           <w:lang w:eastAsia="pt-BR"/>
         </w:rPr>
         <w:t>app</w:t>
@@ -1455,8 +1722,6 @@
         <w:rPr>
           <w:rFonts w:ascii="Consolas" w:eastAsia="Times New Roman" w:hAnsi="Consolas" w:cs="Times New Roman"/>
           <w:color w:val="F8F8F2"/>
-          <w:sz w:val="23"/>
-          <w:szCs w:val="23"/>
           <w:lang w:eastAsia="pt-BR"/>
         </w:rPr>
         <w:t xml:space="preserve"> </w:t>
@@ -1465,8 +1730,6 @@
         <w:rPr>
           <w:rFonts w:ascii="Consolas" w:eastAsia="Times New Roman" w:hAnsi="Consolas" w:cs="Times New Roman"/>
           <w:color w:val="F92672"/>
-          <w:sz w:val="23"/>
-          <w:szCs w:val="23"/>
           <w:lang w:eastAsia="pt-BR"/>
         </w:rPr>
         <w:t>=</w:t>
@@ -1475,8 +1738,6 @@
         <w:rPr>
           <w:rFonts w:ascii="Consolas" w:eastAsia="Times New Roman" w:hAnsi="Consolas" w:cs="Times New Roman"/>
           <w:color w:val="F8F8F2"/>
-          <w:sz w:val="23"/>
-          <w:szCs w:val="23"/>
           <w:lang w:eastAsia="pt-BR"/>
         </w:rPr>
         <w:t xml:space="preserve"> </w:t>
@@ -1485,8 +1746,6 @@
         <w:rPr>
           <w:rFonts w:ascii="Consolas" w:eastAsia="Times New Roman" w:hAnsi="Consolas" w:cs="Times New Roman"/>
           <w:color w:val="F92672"/>
-          <w:sz w:val="23"/>
-          <w:szCs w:val="23"/>
           <w:lang w:eastAsia="pt-BR"/>
         </w:rPr>
         <w:t>new</w:t>
@@ -1495,8 +1754,6 @@
         <w:rPr>
           <w:rFonts w:ascii="Consolas" w:eastAsia="Times New Roman" w:hAnsi="Consolas" w:cs="Times New Roman"/>
           <w:color w:val="F8F8F2"/>
-          <w:sz w:val="23"/>
-          <w:szCs w:val="23"/>
           <w:lang w:eastAsia="pt-BR"/>
         </w:rPr>
         <w:t xml:space="preserve"> </w:t>
@@ -1506,9 +1763,6 @@
         <w:rPr>
           <w:rFonts w:ascii="Consolas" w:eastAsia="Times New Roman" w:hAnsi="Consolas" w:cs="Times New Roman"/>
           <w:color w:val="A6E22E"/>
-          <w:sz w:val="23"/>
-          <w:szCs w:val="23"/>
-          <w:u w:val="single"/>
           <w:lang w:eastAsia="pt-BR"/>
         </w:rPr>
         <w:t>Vue</w:t>
@@ -1518,8 +1772,6 @@
         <w:rPr>
           <w:rFonts w:ascii="Consolas" w:eastAsia="Times New Roman" w:hAnsi="Consolas" w:cs="Times New Roman"/>
           <w:color w:val="F8F8F2"/>
-          <w:sz w:val="23"/>
-          <w:szCs w:val="23"/>
           <w:lang w:eastAsia="pt-BR"/>
         </w:rPr>
         <w:t>({</w:t>
@@ -1532,20 +1784,16 @@
         <w:rPr>
           <w:rFonts w:ascii="Consolas" w:eastAsia="Times New Roman" w:hAnsi="Consolas" w:cs="Times New Roman"/>
           <w:color w:val="F8F8F2"/>
-          <w:sz w:val="23"/>
-          <w:szCs w:val="23"/>
-          <w:lang w:eastAsia="pt-BR"/>
-        </w:rPr>
-      </w:pPr>
-      <w:r>
-        <w:rPr>
-          <w:rFonts w:ascii="Consolas" w:eastAsia="Times New Roman" w:hAnsi="Consolas" w:cs="Times New Roman"/>
-          <w:color w:val="F8F8F2"/>
-          <w:sz w:val="23"/>
-          <w:szCs w:val="23"/>
-          <w:lang w:eastAsia="pt-BR"/>
-        </w:rPr>
-        <w:t xml:space="preserve">  </w:t>
+          <w:lang w:eastAsia="pt-BR"/>
+        </w:rPr>
+      </w:pPr>
+      <w:r>
+        <w:rPr>
+          <w:rFonts w:ascii="Consolas" w:eastAsia="Times New Roman" w:hAnsi="Consolas" w:cs="Times New Roman"/>
+          <w:color w:val="F8F8F2"/>
+          <w:lang w:eastAsia="pt-BR"/>
+        </w:rPr>
+        <w:t xml:space="preserve">        </w:t>
       </w:r>
       <w:proofErr w:type="spellStart"/>
       <w:proofErr w:type="gramStart"/>
@@ -1553,8 +1801,6 @@
         <w:rPr>
           <w:rFonts w:ascii="Consolas" w:eastAsia="Times New Roman" w:hAnsi="Consolas" w:cs="Times New Roman"/>
           <w:color w:val="F8F8F2"/>
-          <w:sz w:val="23"/>
-          <w:szCs w:val="23"/>
           <w:lang w:eastAsia="pt-BR"/>
         </w:rPr>
         <w:t>el</w:t>
@@ -1565,8 +1811,6 @@
         <w:rPr>
           <w:rFonts w:ascii="Consolas" w:eastAsia="Times New Roman" w:hAnsi="Consolas" w:cs="Times New Roman"/>
           <w:color w:val="F8F8F2"/>
-          <w:sz w:val="23"/>
-          <w:szCs w:val="23"/>
           <w:lang w:eastAsia="pt-BR"/>
         </w:rPr>
         <w:t xml:space="preserve">: </w:t>
@@ -1575,8 +1819,6 @@
         <w:rPr>
           <w:rFonts w:ascii="Consolas" w:eastAsia="Times New Roman" w:hAnsi="Consolas" w:cs="Times New Roman"/>
           <w:color w:val="E6DB74"/>
-          <w:sz w:val="23"/>
-          <w:szCs w:val="23"/>
           <w:lang w:eastAsia="pt-BR"/>
         </w:rPr>
         <w:t>'#</w:t>
@@ -1586,8 +1828,6 @@
         <w:rPr>
           <w:rFonts w:ascii="Consolas" w:eastAsia="Times New Roman" w:hAnsi="Consolas" w:cs="Times New Roman"/>
           <w:color w:val="E6DB74"/>
-          <w:sz w:val="23"/>
-          <w:szCs w:val="23"/>
           <w:lang w:eastAsia="pt-BR"/>
         </w:rPr>
         <w:t>app</w:t>
@@ -1597,8 +1837,6 @@
         <w:rPr>
           <w:rFonts w:ascii="Consolas" w:eastAsia="Times New Roman" w:hAnsi="Consolas" w:cs="Times New Roman"/>
           <w:color w:val="E6DB74"/>
-          <w:sz w:val="23"/>
-          <w:szCs w:val="23"/>
           <w:lang w:eastAsia="pt-BR"/>
         </w:rPr>
         <w:t>'</w:t>
@@ -1607,11 +1845,17 @@
         <w:rPr>
           <w:rFonts w:ascii="Consolas" w:eastAsia="Times New Roman" w:hAnsi="Consolas" w:cs="Times New Roman"/>
           <w:color w:val="F8F8F2"/>
-          <w:sz w:val="23"/>
-          <w:szCs w:val="23"/>
-          <w:lang w:eastAsia="pt-BR"/>
-        </w:rPr>
-        <w:t>,</w:t>
+          <w:lang w:eastAsia="pt-BR"/>
+        </w:rPr>
+        <w:t xml:space="preserve">, </w:t>
+      </w:r>
+      <w:r>
+        <w:rPr>
+          <w:rFonts w:ascii="Consolas" w:eastAsia="Times New Roman" w:hAnsi="Consolas" w:cs="Times New Roman"/>
+          <w:color w:val="88846F"/>
+          <w:lang w:eastAsia="pt-BR"/>
+        </w:rPr>
+        <w:t>//elemento (id)</w:t>
       </w:r>
     </w:p>
     <w:p>
@@ -1621,28 +1865,22 @@
         <w:rPr>
           <w:rFonts w:ascii="Consolas" w:eastAsia="Times New Roman" w:hAnsi="Consolas" w:cs="Times New Roman"/>
           <w:color w:val="F8F8F2"/>
-          <w:sz w:val="23"/>
-          <w:szCs w:val="23"/>
-          <w:lang w:eastAsia="pt-BR"/>
-        </w:rPr>
-      </w:pPr>
-      <w:r>
-        <w:rPr>
-          <w:rFonts w:ascii="Consolas" w:eastAsia="Times New Roman" w:hAnsi="Consolas" w:cs="Times New Roman"/>
-          <w:color w:val="F8F8F2"/>
-          <w:sz w:val="23"/>
-          <w:szCs w:val="23"/>
-          <w:lang w:eastAsia="pt-BR"/>
-        </w:rPr>
-        <w:t xml:space="preserve">  </w:t>
+          <w:lang w:eastAsia="pt-BR"/>
+        </w:rPr>
+      </w:pPr>
+      <w:r>
+        <w:rPr>
+          <w:rFonts w:ascii="Consolas" w:eastAsia="Times New Roman" w:hAnsi="Consolas" w:cs="Times New Roman"/>
+          <w:color w:val="F8F8F2"/>
+          <w:lang w:eastAsia="pt-BR"/>
+        </w:rPr>
+        <w:t xml:space="preserve">        </w:t>
       </w:r>
       <w:proofErr w:type="gramStart"/>
       <w:r>
         <w:rPr>
           <w:rFonts w:ascii="Consolas" w:eastAsia="Times New Roman" w:hAnsi="Consolas" w:cs="Times New Roman"/>
           <w:color w:val="F8F8F2"/>
-          <w:sz w:val="23"/>
-          <w:szCs w:val="23"/>
           <w:lang w:eastAsia="pt-BR"/>
         </w:rPr>
         <w:t>data</w:t>
@@ -1652,11 +1890,17 @@
         <w:rPr>
           <w:rFonts w:ascii="Consolas" w:eastAsia="Times New Roman" w:hAnsi="Consolas" w:cs="Times New Roman"/>
           <w:color w:val="F8F8F2"/>
-          <w:sz w:val="23"/>
-          <w:szCs w:val="23"/>
-          <w:lang w:eastAsia="pt-BR"/>
-        </w:rPr>
-        <w:t>: {</w:t>
+          <w:lang w:eastAsia="pt-BR"/>
+        </w:rPr>
+        <w:t xml:space="preserve">:  { </w:t>
+      </w:r>
+      <w:r>
+        <w:rPr>
+          <w:rFonts w:ascii="Consolas" w:eastAsia="Times New Roman" w:hAnsi="Consolas" w:cs="Times New Roman"/>
+          <w:color w:val="88846F"/>
+          <w:lang w:eastAsia="pt-BR"/>
+        </w:rPr>
+        <w:t>//para substituir os dados</w:t>
       </w:r>
     </w:p>
     <w:p>
@@ -1666,20 +1910,16 @@
         <w:rPr>
           <w:rFonts w:ascii="Consolas" w:eastAsia="Times New Roman" w:hAnsi="Consolas" w:cs="Times New Roman"/>
           <w:color w:val="F8F8F2"/>
-          <w:sz w:val="23"/>
-          <w:szCs w:val="23"/>
-          <w:lang w:eastAsia="pt-BR"/>
-        </w:rPr>
-      </w:pPr>
-      <w:r>
-        <w:rPr>
-          <w:rFonts w:ascii="Consolas" w:eastAsia="Times New Roman" w:hAnsi="Consolas" w:cs="Times New Roman"/>
-          <w:color w:val="F8F8F2"/>
-          <w:sz w:val="23"/>
-          <w:szCs w:val="23"/>
-          <w:lang w:eastAsia="pt-BR"/>
-        </w:rPr>
-        <w:t xml:space="preserve">    </w:t>
+          <w:lang w:eastAsia="pt-BR"/>
+        </w:rPr>
+      </w:pPr>
+      <w:r>
+        <w:rPr>
+          <w:rFonts w:ascii="Consolas" w:eastAsia="Times New Roman" w:hAnsi="Consolas" w:cs="Times New Roman"/>
+          <w:color w:val="F8F8F2"/>
+          <w:lang w:eastAsia="pt-BR"/>
+        </w:rPr>
+        <w:t xml:space="preserve">            </w:t>
       </w:r>
       <w:proofErr w:type="spellStart"/>
       <w:proofErr w:type="gramStart"/>
@@ -1687,11 +1927,9 @@
         <w:rPr>
           <w:rFonts w:ascii="Consolas" w:eastAsia="Times New Roman" w:hAnsi="Consolas" w:cs="Times New Roman"/>
           <w:color w:val="F8F8F2"/>
-          <w:sz w:val="23"/>
-          <w:szCs w:val="23"/>
-          <w:lang w:eastAsia="pt-BR"/>
-        </w:rPr>
-        <w:t>message</w:t>
+          <w:lang w:eastAsia="pt-BR"/>
+        </w:rPr>
+        <w:t>name</w:t>
       </w:r>
       <w:proofErr w:type="spellEnd"/>
       <w:proofErr w:type="gramEnd"/>
@@ -1699,8 +1937,6 @@
         <w:rPr>
           <w:rFonts w:ascii="Consolas" w:eastAsia="Times New Roman" w:hAnsi="Consolas" w:cs="Times New Roman"/>
           <w:color w:val="F8F8F2"/>
-          <w:sz w:val="23"/>
-          <w:szCs w:val="23"/>
           <w:lang w:eastAsia="pt-BR"/>
         </w:rPr>
         <w:t xml:space="preserve">: </w:t>
@@ -1709,33 +1945,35 @@
         <w:rPr>
           <w:rFonts w:ascii="Consolas" w:eastAsia="Times New Roman" w:hAnsi="Consolas" w:cs="Times New Roman"/>
           <w:color w:val="E6DB74"/>
-          <w:sz w:val="23"/>
-          <w:szCs w:val="23"/>
-          <w:lang w:eastAsia="pt-BR"/>
-        </w:rPr>
-        <w:t xml:space="preserve">'Olá </w:t>
+          <w:lang w:eastAsia="pt-BR"/>
+        </w:rPr>
+        <w:t>'</w:t>
       </w:r>
       <w:proofErr w:type="spellStart"/>
       <w:r>
         <w:rPr>
           <w:rFonts w:ascii="Consolas" w:eastAsia="Times New Roman" w:hAnsi="Consolas" w:cs="Times New Roman"/>
           <w:color w:val="E6DB74"/>
-          <w:sz w:val="23"/>
-          <w:szCs w:val="23"/>
-          <w:lang w:eastAsia="pt-BR"/>
-        </w:rPr>
-        <w:t>Vue</w:t>
+          <w:lang w:eastAsia="pt-BR"/>
+        </w:rPr>
+        <w:t>LaryssaTGS</w:t>
       </w:r>
       <w:proofErr w:type="spellEnd"/>
       <w:r>
         <w:rPr>
           <w:rFonts w:ascii="Consolas" w:eastAsia="Times New Roman" w:hAnsi="Consolas" w:cs="Times New Roman"/>
           <w:color w:val="E6DB74"/>
-          <w:sz w:val="23"/>
-          <w:szCs w:val="23"/>
-          <w:lang w:eastAsia="pt-BR"/>
-        </w:rPr>
-        <w:t>!'</w:t>
+          <w:lang w:eastAsia="pt-BR"/>
+        </w:rPr>
+        <w:t>'</w:t>
+      </w:r>
+      <w:r>
+        <w:rPr>
+          <w:rFonts w:ascii="Consolas" w:eastAsia="Times New Roman" w:hAnsi="Consolas" w:cs="Times New Roman"/>
+          <w:color w:val="F8F8F2"/>
+          <w:lang w:eastAsia="pt-BR"/>
+        </w:rPr>
+        <w:t>,</w:t>
       </w:r>
     </w:p>
     <w:p>
@@ -1745,20 +1983,16 @@
         <w:rPr>
           <w:rFonts w:ascii="Consolas" w:eastAsia="Times New Roman" w:hAnsi="Consolas" w:cs="Times New Roman"/>
           <w:color w:val="F8F8F2"/>
-          <w:sz w:val="23"/>
-          <w:szCs w:val="23"/>
-          <w:lang w:eastAsia="pt-BR"/>
-        </w:rPr>
-      </w:pPr>
-      <w:r>
-        <w:rPr>
-          <w:rFonts w:ascii="Consolas" w:eastAsia="Times New Roman" w:hAnsi="Consolas" w:cs="Times New Roman"/>
-          <w:color w:val="F8F8F2"/>
-          <w:sz w:val="23"/>
-          <w:szCs w:val="23"/>
-          <w:lang w:eastAsia="pt-BR"/>
-        </w:rPr>
-        <w:t>  }</w:t>
+          <w:lang w:eastAsia="pt-BR"/>
+        </w:rPr>
+      </w:pPr>
+      <w:r>
+        <w:rPr>
+          <w:rFonts w:ascii="Consolas" w:eastAsia="Times New Roman" w:hAnsi="Consolas" w:cs="Times New Roman"/>
+          <w:color w:val="F8F8F2"/>
+          <w:lang w:eastAsia="pt-BR"/>
+        </w:rPr>
+        <w:t xml:space="preserve">          </w:t>
       </w:r>
     </w:p>
     <w:p>
@@ -1768,24 +2002,22 @@
         <w:rPr>
           <w:rFonts w:ascii="Consolas" w:eastAsia="Times New Roman" w:hAnsi="Consolas" w:cs="Times New Roman"/>
           <w:color w:val="F8F8F2"/>
-          <w:sz w:val="23"/>
-          <w:szCs w:val="23"/>
-          <w:lang w:eastAsia="pt-BR"/>
-        </w:rPr>
-      </w:pPr>
-      <w:r>
-        <w:rPr>
-          <w:rFonts w:ascii="Consolas" w:eastAsia="Times New Roman" w:hAnsi="Consolas" w:cs="Times New Roman"/>
-          <w:color w:val="F8F8F2"/>
-          <w:sz w:val="23"/>
-          <w:szCs w:val="23"/>
-          <w:lang w:eastAsia="pt-BR"/>
-        </w:rPr>
-        <w:t>})</w:t>
-      </w:r>
-    </w:p>
-    <w:p>
-      <w:pPr>
+          <w:lang w:eastAsia="pt-BR"/>
+        </w:rPr>
+      </w:pPr>
+      <w:r>
+        <w:rPr>
+          <w:rFonts w:ascii="Consolas" w:eastAsia="Times New Roman" w:hAnsi="Consolas" w:cs="Times New Roman"/>
+          <w:color w:val="F8F8F2"/>
+          <w:lang w:eastAsia="pt-BR"/>
+        </w:rPr>
+        <w:t>        }</w:t>
+      </w:r>
+    </w:p>
+    <w:p>
+      <w:pPr>
+        <w:shd w:val="clear" w:color="auto" w:fill="272822"/>
+        <w:spacing w:after="0" w:line="300" w:lineRule="atLeast"/>
         <w:rPr>
           <w:rFonts w:ascii="Arial" w:hAnsi="Arial" w:cs="Arial"/>
           <w:b/>
@@ -1795,32 +2027,11 @@
       </w:pPr>
       <w:r>
         <w:rPr>
-          <w:rFonts w:ascii="Arial" w:hAnsi="Arial" w:cs="Arial"/>
-          <w:b/>
-          <w:sz w:val="24"/>
-          <w:szCs w:val="24"/>
-        </w:rPr>
-        <w:t xml:space="preserve">Ola </w:t>
-      </w:r>
-      <w:proofErr w:type="spellStart"/>
-      <w:r>
-        <w:rPr>
-          <w:rFonts w:ascii="Arial" w:hAnsi="Arial" w:cs="Arial"/>
-          <w:b/>
-          <w:sz w:val="24"/>
-          <w:szCs w:val="24"/>
-        </w:rPr>
-        <w:t>Vue</w:t>
-      </w:r>
-      <w:proofErr w:type="spellEnd"/>
-      <w:r>
-        <w:rPr>
-          <w:rFonts w:ascii="Arial" w:hAnsi="Arial" w:cs="Arial"/>
-          <w:b/>
-          <w:sz w:val="24"/>
-          <w:szCs w:val="24"/>
-        </w:rPr>
-        <w:t>!</w:t>
+          <w:rFonts w:ascii="Consolas" w:eastAsia="Times New Roman" w:hAnsi="Consolas" w:cs="Times New Roman"/>
+          <w:color w:val="F8F8F2"/>
+          <w:lang w:eastAsia="pt-BR"/>
+        </w:rPr>
+        <w:t>});</w:t>
       </w:r>
     </w:p>
     <w:p>
@@ -1853,7 +2064,6 @@
           <w:szCs w:val="24"/>
           <w:lang w:eastAsia="pt-BR"/>
         </w:rPr>
-        <w:lastRenderedPageBreak/>
         <w:t xml:space="preserve">Acabamos de criar nosso primeiro aplicativo </w:t>
       </w:r>
       <w:proofErr w:type="spellStart"/>
@@ -3382,7 +3592,6 @@
           <w:szCs w:val="22"/>
           <w:shd w:val="clear" w:color="auto" w:fill="F8F8F8"/>
         </w:rPr>
-        <w:lastRenderedPageBreak/>
         <w:t>HTML:</w:t>
       </w:r>
     </w:p>
@@ -4425,8 +4634,10 @@
         <w:rPr>
           <w:rStyle w:val="hljs-tag"/>
           <w:rFonts w:ascii="Courier" w:hAnsi="Courier"/>
+          <w:noProof/>
           <w:color w:val="2973B7"/>
           <w:shd w:val="clear" w:color="auto" w:fill="F8F8F8"/>
+          <w:lang w:eastAsia="pt-BR"/>
         </w:rPr>
         <w:drawing>
           <wp:anchor distT="0" distB="0" distL="114300" distR="114300" simplePos="0" relativeHeight="251658240" behindDoc="0" locked="0" layoutInCell="1" allowOverlap="1" wp14:anchorId="2A7FB26A" wp14:editId="7FEC63F2">
@@ -4793,6 +5004,8 @@
         </w:rPr>
         <w:t>: [</w:t>
       </w:r>
+      <w:bookmarkStart w:id="0" w:name="_GoBack"/>
+      <w:bookmarkEnd w:id="0"/>
     </w:p>
     <w:p>
       <w:pPr>
@@ -5860,6 +6073,7 @@
       <w:r>
         <w:rPr>
           <w:rFonts w:ascii="Consolas" w:hAnsi="Consolas" w:cs="Times New Roman"/>
+          <w:noProof/>
           <w:color w:val="F8F8F2"/>
           <w:sz w:val="23"/>
           <w:szCs w:val="23"/>
@@ -5917,6 +6131,7 @@
       <w:r>
         <w:rPr>
           <w:rFonts w:ascii="Consolas" w:hAnsi="Consolas" w:cs="Times New Roman"/>
+          <w:noProof/>
           <w:color w:val="F8F8F2"/>
           <w:sz w:val="23"/>
           <w:szCs w:val="23"/>
@@ -7497,10 +7712,7 @@
         </w:rPr>
       </w:pPr>
     </w:p>
-    <w:p>
-      <w:bookmarkStart w:id="0" w:name="_GoBack"/>
-      <w:bookmarkEnd w:id="0"/>
-    </w:p>
+    <w:p/>
     <w:p>
       <w:pPr>
         <w:pStyle w:val="SemEspaamento"/>
@@ -7642,6 +7854,7 @@
           <w:szCs w:val="24"/>
           <w:shd w:val="clear" w:color="auto" w:fill="FFFFFF"/>
         </w:rPr>
+        <w:lastRenderedPageBreak/>
         <w:t xml:space="preserve">O </w:t>
       </w:r>
       <w:proofErr w:type="spellStart"/>
@@ -7743,7 +7956,6 @@
           <w:szCs w:val="24"/>
           <w:lang w:eastAsia="pt-BR"/>
         </w:rPr>
-        <w:lastRenderedPageBreak/>
         <w:t>Model</w:t>
       </w:r>
       <w:proofErr w:type="spellEnd"/>
@@ -7769,31 +7981,7 @@
           <w:szCs w:val="24"/>
           <w:lang w:eastAsia="pt-BR"/>
         </w:rPr>
-        <w:t xml:space="preserve">(Modelo) – a estrutura de dados que gerencia a informação e recebe </w:t>
-      </w:r>
-      <w:proofErr w:type="gramStart"/>
-      <w:r>
-        <w:rPr>
-          <w:rFonts w:ascii="Arial" w:eastAsia="Times New Roman" w:hAnsi="Arial" w:cs="Arial"/>
-          <w:color w:val="36344D"/>
-          <w:spacing w:val="5"/>
-          <w:sz w:val="24"/>
-          <w:szCs w:val="24"/>
-          <w:lang w:eastAsia="pt-BR"/>
-        </w:rPr>
-        <w:t>comandos</w:t>
-      </w:r>
-      <w:proofErr w:type="gramEnd"/>
-      <w:r>
-        <w:rPr>
-          <w:rFonts w:ascii="Arial" w:eastAsia="Times New Roman" w:hAnsi="Arial" w:cs="Arial"/>
-          <w:color w:val="36344D"/>
-          <w:spacing w:val="5"/>
-          <w:sz w:val="24"/>
-          <w:szCs w:val="24"/>
-          <w:lang w:eastAsia="pt-BR"/>
-        </w:rPr>
-        <w:t xml:space="preserve"> do controle.</w:t>
+        <w:t>(Modelo) – a estrutura de dados que gerencia a informação e recebe comandos do controle.</w:t>
       </w:r>
     </w:p>
     <w:p>
@@ -8364,6 +8552,7 @@
           <w:sz w:val="24"/>
           <w:lang w:eastAsia="pt-BR"/>
         </w:rPr>
+        <w:lastRenderedPageBreak/>
         <w:drawing>
           <wp:inline distT="0" distB="0" distL="0" distR="0" wp14:anchorId="6E726B76" wp14:editId="36917ABD">
             <wp:extent cx="5391902" cy="4267796"/>
